--- a/plantillas_publicidad/evaluacion_panel_sencillo_luminoso.docx
+++ b/plantillas_publicidad/evaluacion_panel_sencillo_luminoso.docx
@@ -314,39 +314,7 @@
           <w:szCs w:val="24"/>
           <w:lang w:val="es-ES"/>
         </w:rPr>
-        <w:fldChar w:fldCharType="begin"/>
-      </w:r>
-      <w:r>
-        <w:rPr>
-          <w:sz w:val="24"/>
-          <w:szCs w:val="24"/>
-          <w:lang w:val="es-ES"/>
-        </w:rPr>
-        <w:instrText xml:space="preserve"> FILLIN  "TIPO DE ANUNCIO"  \* MERGEFORMAT </w:instrText>
-      </w:r>
-      <w:r>
-        <w:rPr>
-          <w:sz w:val="24"/>
-          <w:szCs w:val="24"/>
-          <w:lang w:val="es-ES"/>
-        </w:rPr>
-        <w:fldChar w:fldCharType="separate"/>
-      </w:r>
-      <w:r>
-        <w:rPr>
-          <w:sz w:val="24"/>
-          <w:szCs w:val="24"/>
-          <w:lang w:val="es-ES"/>
-        </w:rPr>
-        <w:t>PANEL SIMPLE</w:t>
-      </w:r>
-      <w:r>
-        <w:rPr>
-          <w:sz w:val="24"/>
-          <w:szCs w:val="24"/>
-          <w:lang w:val="es-ES"/>
-        </w:rPr>
-        <w:fldChar w:fldCharType="end"/>
+        <w:t>{{fisico}} y {{tecnico}}</w:t>
       </w:r>
     </w:p>
     <w:p>
@@ -4230,17 +4198,7 @@
         <w:szCs w:val="20"/>
         <w14:ligatures w14:val="none"/>
       </w:rPr>
-      <w:t>“</w:t>
-    </w:r>
-    <w:r>
-      <w:rPr>
-        <w:rFonts w:ascii="Artifakt Element" w:hAnsi="Artifakt Element"/>
-        <w:kern w:val="0"/>
-        <w:sz w:val="20"/>
-        <w:szCs w:val="20"/>
-        <w14:ligatures w14:val="none"/>
-      </w:rPr>
-      <w:t>Año de la Esperanza y El Fortalecimiento de la Democracia</w:t>
+      <w:t>“Año de la Esperanza y El Fortalecimiento de la Democracia</w:t>
     </w:r>
     <w:r>
       <w:rPr>
@@ -5730,7 +5688,7 @@
     <w:charset w:val="00"/>
     <w:family w:val="roman"/>
     <w:pitch w:val="variable"/>
-    <w:sig w:usb0="00000007" w:usb1="00000000" w:usb2="00000000" w:usb3="00000000" w:csb0="00000003" w:csb1="00000000"/>
+    <w:sig w:usb0="00000003" w:usb1="00000000" w:usb2="00000000" w:usb3="00000000" w:csb0="00000001" w:csb1="00000000"/>
   </w:font>
   <w:font w:name="MS Gothic">
     <w:altName w:val="ＭＳ ゴシック"/>
@@ -5836,6 +5794,7 @@
     <w:rsid w:val="00B15A46"/>
     <w:rsid w:val="00B72842"/>
     <w:rsid w:val="00C03524"/>
+    <w:rsid w:val="00C51E71"/>
     <w:rsid w:val="00CD2C4F"/>
     <w:rsid w:val="00E44454"/>
     <w:rsid w:val="00FA70A9"/>
